--- a/docs/audit/skill-proposals/safe-pack.md.docx
+++ b/docs/audit/skill-proposals/safe-pack.md.docx
@@ -7,7 +7,7 @@
         <w:pStyle w:val="Heading1"/>
         <w:rPr/>
       </w:pPr>
-      <w:bookmarkStart w:colFirst="0" w:colLast="0" w:name="_dwuhtf52zbql" w:id="0"/>
+      <w:bookmarkStart w:colFirst="0" w:colLast="0" w:name="_iz8uw3ryj2pv" w:id="0"/>
       <w:bookmarkEnd w:id="0"/>
       <w:r>
         <w:rPr>
@@ -21,7 +21,7 @@
         <w:pStyle w:val="Heading2"/>
         <w:rPr/>
       </w:pPr>
-      <w:bookmarkStart w:colFirst="0" w:colLast="0" w:name="_xtbs5t6ckdb6" w:id="1"/>
+      <w:bookmarkStart w:colFirst="0" w:colLast="0" w:name="_2aonwtxp8fy3" w:id="1"/>
       <w:bookmarkEnd w:id="1"/>
       <w:r>
         <w:rPr>
@@ -221,7 +221,7 @@
         <w:pStyle w:val="Heading2"/>
         <w:rPr/>
       </w:pPr>
-      <w:bookmarkStart w:colFirst="0" w:colLast="0" w:name="_9r6loc2z9gi1" w:id="2"/>
+      <w:bookmarkStart w:colFirst="0" w:colLast="0" w:name="_l1ywysur7jaz" w:id="2"/>
       <w:bookmarkEnd w:id="2"/>
       <w:r>
         <w:rPr>
@@ -260,7 +260,7 @@
         <w:pStyle w:val="Heading2"/>
         <w:rPr/>
       </w:pPr>
-      <w:bookmarkStart w:colFirst="0" w:colLast="0" w:name="_lrfasdpx7h6n" w:id="3"/>
+      <w:bookmarkStart w:colFirst="0" w:colLast="0" w:name="_oh6kcwp3ospt" w:id="3"/>
       <w:bookmarkEnd w:id="3"/>
       <w:r>
         <w:rPr>
@@ -276,6 +276,7 @@
           <w:numId w:val="1"/>
         </w:numPr>
         <w:ind w:left="720" w:hanging="360"/>
+        <w:rPr/>
       </w:pPr>
       <w:r>
         <w:rPr>
@@ -319,6 +320,7 @@
           <w:numId w:val="1"/>
         </w:numPr>
         <w:ind w:left="720" w:hanging="360"/>
+        <w:rPr/>
       </w:pPr>
       <w:r>
         <w:rPr>
@@ -432,6 +434,7 @@
           <w:numId w:val="1"/>
         </w:numPr>
         <w:ind w:left="720" w:hanging="360"/>
+        <w:rPr/>
       </w:pPr>
       <w:r>
         <w:rPr>
@@ -503,6 +506,7 @@
           <w:numId w:val="1"/>
         </w:numPr>
         <w:ind w:left="720" w:hanging="360"/>
+        <w:rPr/>
       </w:pPr>
       <w:r>
         <w:rPr>
@@ -546,6 +550,7 @@
           <w:numId w:val="1"/>
         </w:numPr>
         <w:ind w:left="720" w:hanging="360"/>
+        <w:rPr/>
       </w:pPr>
       <w:r>
         <w:rPr>
@@ -561,6 +566,7 @@
           <w:numId w:val="1"/>
         </w:numPr>
         <w:ind w:left="720" w:hanging="360"/>
+        <w:rPr/>
       </w:pPr>
       <w:r>
         <w:rPr>
